--- a/deliverables/2026-06-15/02-CertifiedPayroll-Dossier.docx
+++ b/deliverables/2026-06-15/02-CertifiedPayroll-Dossier.docx
@@ -22,7 +22,7 @@
     </w:p>
     <w:p>
       <w:r>
-        <w:t>*Ranked #2 of 3 surfaced concepts. Forcing function: CRITICAL INPUT to getting paid (with a regulatory mandate behind it).*</w:t>
+        <w:t>*Ranked #1 of 3 surfaced concepts (co-leader with Permit Renewal, within ~1 point — edges ahead on the strength of its forcing function). Forcing function: CRITICAL INPUT to getting paid (with a regulatory mandate behind it).*</w:t>
       </w:r>
     </w:p>
     <w:p>
